--- a/01_Instructor/Speaker_Notes/W05_marker_Speaker_Notes.docx
+++ b/01_Instructor/Speaker_Notes/W05_marker_Speaker_Notes.docx
@@ -11,16 +11,21 @@
       </w:r>
     </w:p>
     <w:p>
+      <w:r>
+        <w:t>Speaker notes for the six-slide class presentation. Use the slides as brief prompts and leave time for children to build, operate and explain. This is a robotics session with a small prepared Python recipe.</w:t>
+      </w:r>
+    </w:p>
+    <w:p>
       <w:pPr>
-        <w:pStyle w:val="Subtitle"/>
+        <w:pStyle w:val="Heading2"/>
       </w:pPr>
       <w:r>
-        <w:t>Slide by slide speaker notes</w:t>
+        <w:t>Class setup</w:t>
       </w:r>
     </w:p>
     <w:p>
       <w:r>
-        <w:t>Use these notes to lead the one-hour class with the matching seven-slide presentation. Suggested words can be adapted; protect student operating turns, individual explanations, and the final six minutes for saving and cleanup.</w:t>
+        <w:t>12 children in grades 5–6 form four teams of three: T1/T2 share Kit A and T3/T4 share Kit B. Four student instructors cover two robot stations and two build tables; a fifth or sixth can float. The adult lead oversees the room and YMCA procedures. Bring four available laptops: two remain connected to robots and two show build references. Printed build cards make the build activity work with two laptops too.</w:t>
       </w:r>
     </w:p>
     <w:p>
@@ -28,10 +33,10 @@
         <w:rPr>
           <w:b/>
         </w:rPr>
-        <w:t xml:space="preserve">Learning goal  </w:t>
+        <w:t xml:space="preserve">Learning goal </w:t>
       </w:r>
       <w:r>
-        <w:t>Each student uses measured bright and dark readings to choose a threshold and explain a repeated sensor check.</w:t>
+        <w:t>Each child uses measured bright and dark readings to choose a threshold and explain a repeated sensor check.</w:t>
       </w:r>
     </w:p>
     <w:p>
@@ -39,10 +44,10 @@
         <w:rPr>
           <w:b/>
         </w:rPr>
-        <w:t xml:space="preserve">Observable success  </w:t>
+        <w:t xml:space="preserve">Minimum success </w:t>
       </w:r>
       <w:r>
-        <w:t>The robot stops on a wide dark floor marker in at least one of two trials, and the pair explains its chosen threshold using observations.</w:t>
+        <w:t>The robot stops on a wide dark floor marker in at least one of two trials, and the team explains its chosen threshold using observations.</w:t>
       </w:r>
     </w:p>
     <w:p>
@@ -50,10 +55,10 @@
         <w:rPr>
           <w:b/>
         </w:rPr>
-        <w:t xml:space="preserve">Materials  </w:t>
+        <w:t xml:space="preserve">Prepare </w:t>
       </w:r>
       <w:r>
-        <w:t>Color sensor on D pointing down, white paper or light mat, dark matte tape at least 5 cm wide across the lane, ruler.</w:t>
+        <w:t>Mount sensor roughly 1–2 cm above the surface as a starting setup, then bench-adjust until bright and dark readings clearly differ. Open W05_marker.py. Put the marker about 25 cm ahead of the sensor starting position. Retest under room lighting. Prepare two mentor examples and four labeled team build packs. Rehearse attachment clearance, a hand test and a quick swap. Show the hub color guide.</w:t>
       </w:r>
     </w:p>
     <w:p>
@@ -61,43 +66,10 @@
         <w:rPr>
           <w:b/>
         </w:rPr>
-        <w:t xml:space="preserve">Before students arrive  </w:t>
+        <w:t xml:space="preserve">Materials and files </w:t>
       </w:r>
       <w:r>
-        <w:t>Mount sensor roughly 1–2 cm above the surface as a starting setup, then bench-adjust until bright and dark readings clearly differ. Open W05_marker.py. Put the marker about 25 cm ahead of the sensor starting position. Retest under room lighting.</w:t>
-      </w:r>
-    </w:p>
-    <w:p>
-      <w:r>
-        <w:rPr>
-          <w:b/>
-        </w:rPr>
-        <w:t xml:space="preserve">Shared setup  </w:t>
-      </w:r>
-      <w:r>
-        <w:t>Eight students form four pairs. Pairs 1 and 2 share Kit A; pairs 3 and 4 share Kit B. One mentor supports each pod, with an adult lead overseeing the room. Adjust assignments before class if confirmed enrollment differs. Left drive motor A and right B are viewed from behind toward the front; keep the auxiliary motor unplugged. Rehearse motion and stop controls on both kits.</w:t>
-      </w:r>
-    </w:p>
-    <w:p>
-      <w:r>
-        <w:rPr>
-          <w:b/>
-        </w:rPr>
-        <w:t xml:space="preserve">Files in this repository  </w:t>
-      </w:r>
-      <w:r>
-        <w:t>Presentation: 03_Presentations/W05_marker.pptx. Complete program: 04_Python/W05_marker.py. Also use the matching week in the instructor guide, student workbook and station task cards. Load the entire Python file in SPIKE App 3, not just a slide fragment.</w:t>
-      </w:r>
-    </w:p>
-    <w:p>
-      <w:r>
-        <w:rPr>
-          <w:b/>
-        </w:rPr>
-        <w:t xml:space="preserve">Evidence and recovery  </w:t>
-      </w:r>
-      <w:r>
-        <w:t>Use pair IDs on saved projects and individual IDs on learning records. After two minutes of technical trouble, use the recovery checks; after five, use a rehearsed fallback or paper/stationary task. Do not count an intended result as an observed result. These notes do not certify hardware readiness.</w:t>
+        <w:t>Print and pack from the matching checklist in 01_Instructor/Class_Preparation. Use the team sheet and build card. Keep the original two bases assembled, A left/B right, auxiliary motor unplugged; add C/D only as the lessons require. Hardware rehearsal remains required.</w:t>
       </w:r>
     </w:p>
     <w:p>
@@ -118,10 +90,10 @@
         <w:rPr>
           <w:b/>
         </w:rPr>
-        <w:t xml:space="preserve">Timing  </w:t>
+        <w:t xml:space="preserve">Timing </w:t>
       </w:r>
       <w:r>
-        <w:t>0–5 minutes   Welcome and retrieval</w:t>
+        <w:t>0–5 minutes</w:t>
       </w:r>
     </w:p>
     <w:p>
@@ -129,10 +101,10 @@
         <w:rPr>
           <w:b/>
         </w:rPr>
-        <w:t xml:space="preserve">Say  </w:t>
+        <w:t xml:space="preserve">Say </w:t>
       </w:r>
       <w:r>
-        <w:t>“Today’s challenge is a floor marker delivery stop. You will predict, test, and use evidence to explain your choice. Both partners will operate and explain.”</w:t>
+        <w:t>“Today’s challenge is a floor marker delivery stop. You will predict, test, and use evidence to explain your choice. All three teammates will operate and explain.”</w:t>
       </w:r>
     </w:p>
     <w:p>
@@ -140,7 +112,7 @@
         <w:rPr>
           <w:b/>
         </w:rPr>
-        <w:t xml:space="preserve">Ask before explaining  </w:t>
+        <w:t xml:space="preserve">Ask before explaining </w:t>
       </w:r>
       <w:r>
         <w:t>What did the distance sensor provide, and who decided to stop?</w:t>
@@ -151,54 +123,10 @@
         <w:rPr>
           <w:b/>
         </w:rPr>
-        <w:t xml:space="preserve">Listen for  </w:t>
+        <w:t xml:space="preserve">Listen for </w:t>
       </w:r>
       <w:r>
         <w:t>The sensor provided a reading; the program compared it with a threshold.</w:t>
-      </w:r>
-    </w:p>
-    <w:p>
-      <w:r>
-        <w:rPr>
-          <w:b/>
-        </w:rPr>
-        <w:t xml:space="preserve">Do  </w:t>
-      </w:r>
-      <w:r>
-        <w:t>Give ten quiet seconds to think, then let both partners answer. Ask two students to share; accept pointing or a short spoken response. Retrieve the earlier idea without turning this into a repeat lecture.</w:t>
-      </w:r>
-    </w:p>
-    <w:p>
-      <w:r>
-        <w:rPr>
-          <w:b/>
-        </w:rPr>
-        <w:t xml:space="preserve">Connect to the task  </w:t>
-      </w:r>
-      <w:r>
-        <w:t>Could a strip on the floor tell a delivery robot where to stop?</w:t>
-      </w:r>
-    </w:p>
-    <w:p>
-      <w:r>
-        <w:rPr>
-          <w:b/>
-        </w:rPr>
-        <w:t xml:space="preserve">Set the operating routine  </w:t>
-      </w:r>
-      <w:r>
-        <w:t>Keep robots stopped while talking. One driver edits and starts after the navigator checks the lane. The navigator predicts and records. A student can dictate an edit while a partner types; the decision and explanation remain the student’s.</w:t>
-      </w:r>
-    </w:p>
-    <w:p>
-      <w:r>
-        <w:rPr>
-          <w:b/>
-        </w:rPr>
-        <w:t xml:space="preserve">Transition  </w:t>
-      </w:r>
-      <w:r>
-        <w:t>“Watch one short example. Look for the thing we can change and the evidence that will tell us what happened.” Move to slide 2 at minute 5.</w:t>
       </w:r>
     </w:p>
     <w:p>
@@ -219,10 +147,10 @@
         <w:rPr>
           <w:b/>
         </w:rPr>
-        <w:t xml:space="preserve">Timing  </w:t>
+        <w:t xml:space="preserve">Timing </w:t>
       </w:r>
       <w:r>
-        <w:t>5–10 minutes   Demonstrate the challenge</w:t>
+        <w:t>5–10 minutes</w:t>
       </w:r>
     </w:p>
     <w:p>
@@ -230,7 +158,7 @@
         <w:rPr>
           <w:b/>
         </w:rPr>
-        <w:t xml:space="preserve">Purpose  </w:t>
+        <w:t xml:space="preserve">Purpose </w:t>
       </w:r>
       <w:r>
         <w:t>Each student uses measured bright and dark readings to choose a threshold and explain a repeated sensor check.</w:t>
@@ -241,7 +169,7 @@
         <w:rPr>
           <w:b/>
         </w:rPr>
-        <w:t xml:space="preserve">Do and explain  </w:t>
+        <w:t xml:space="preserve">Do and explain </w:t>
       </w:r>
       <w:r>
         <w:t>Hold the robot still over light and dark surfaces. Show reflection values, whose scale is 0–100. Choose a threshold between observed readings. This lesson detects one stop marker, not a line-following route.</w:t>
@@ -252,10 +180,10 @@
         <w:rPr>
           <w:b/>
         </w:rPr>
-        <w:t xml:space="preserve">Suggested words  </w:t>
+        <w:t xml:space="preserve">Suggested words </w:t>
       </w:r>
       <w:r>
-        <w:t>“Our useful result today is this: The robot stops on a wide dark floor marker in at least one of two trials, and the pair explains its chosen threshold using observations. A test that misses still gives us information if we record it accurately.”</w:t>
+        <w:t>“Our useful result today is this: The robot stops on a wide dark floor marker in at least one of two trials, and the team explains its chosen threshold using observations. A test that misses still gives us information if we record it accurately.”</w:t>
       </w:r>
     </w:p>
     <w:p>
@@ -263,18 +191,7 @@
         <w:rPr>
           <w:b/>
         </w:rPr>
-        <w:t xml:space="preserve">Run of show  </w:t>
-      </w:r>
-      <w:r>
-        <w:t>Use about one minute to identify the setup, two minutes for a short tested demonstration, and two minutes to hear observations. Point out the physical start and finish reference. Ask students to describe what actually happened before suggesting the explanation.</w:t>
-      </w:r>
-    </w:p>
-    <w:p>
-      <w:r>
-        <w:rPr>
-          <w:b/>
-        </w:rPr>
-        <w:t xml:space="preserve">Ask  </w:t>
+        <w:t xml:space="preserve">Ask </w:t>
       </w:r>
       <w:r>
         <w:t>“What did the robot do? What evidence could we record? What must stay the same when we compare the next run?” Let a different student answer each question.</w:t>
@@ -285,7 +202,7 @@
         <w:rPr>
           <w:b/>
         </w:rPr>
-        <w:t xml:space="preserve">If the example fails  </w:t>
+        <w:t xml:space="preserve">If the example fails </w:t>
       </w:r>
       <w:r>
         <w:t>Always stops: sensor starts on dark tape or threshold is too high. Never stops: tape lacks contrast, sensor is too high, threshold is too low, or 24 steps cannot reach the marker. Check a stationary reading first. Allow one quick reset, then use the prepared stationary or paper explanation. Student testing time should not become a repair demonstration.</w:t>
@@ -296,10 +213,10 @@
         <w:rPr>
           <w:b/>
         </w:rPr>
-        <w:t xml:space="preserve">Transition  </w:t>
+        <w:t xml:space="preserve">Hub check </w:t>
       </w:r>
       <w:r>
-        <w:t>“Now we will read the small piece of code behind that behavior.”</w:t>
+        <w:t>Read the light on the correct button: steady green center means powered on with a compatible OS and at least 20% battery; flashing orange center means charge; flashing red center means stop, power off and cool for 15 minutes. White center needs a compatible OS; flashing purple center means updating. Blue is the connection button: flashing means waiting for Bluetooth, steady means connected. A display letter is a program output, not a battery or connection status. See the full SPIKE Hub Color Guide.</w:t>
       </w:r>
     </w:p>
     <w:p>
@@ -312,7 +229,7 @@
         <w:pStyle w:val="Heading1"/>
       </w:pPr>
       <w:r>
-        <w:t>Slide 3 Calibration and repeated decisions</w:t>
+        <w:t>Slide 3 Calibration and repeated decisions and prediction</w:t>
       </w:r>
     </w:p>
     <w:p>
@@ -320,22 +237,44 @@
         <w:rPr>
           <w:b/>
         </w:rPr>
-        <w:t xml:space="preserve">Timing  </w:t>
+        <w:t xml:space="preserve">Timing </w:t>
       </w:r>
       <w:r>
-        <w:t>10–12 minutes   Read the code</w:t>
+        <w:t>10–14 minutes</w:t>
       </w:r>
     </w:p>
     <w:p>
       <w:pPr>
-        <w:pStyle w:val="Code"/>
+        <w:spacing w:before="80" w:after="120"/>
       </w:pPr>
       <w:r>
+        <w:rPr>
+          <w:rFonts w:ascii="Consolas" w:hAnsi="Consolas"/>
+          <w:sz w:val="20"/>
+        </w:rPr>
         <w:t>threshold = 40</w:t>
+      </w:r>
+      <w:r>
+        <w:rPr>
+          <w:rFonts w:ascii="Consolas" w:hAnsi="Consolas"/>
+          <w:sz w:val="20"/>
+        </w:rPr>
         <w:br/>
         <w:t>reading = color_sensor.reflection(port.D)</w:t>
+      </w:r>
+      <w:r>
+        <w:rPr>
+          <w:rFonts w:ascii="Consolas" w:hAnsi="Consolas"/>
+          <w:sz w:val="20"/>
+        </w:rPr>
         <w:br/>
         <w:t>if reading &lt; threshold:</w:t>
+      </w:r>
+      <w:r>
+        <w:rPr>
+          <w:rFonts w:ascii="Consolas" w:hAnsi="Consolas"/>
+          <w:sz w:val="20"/>
+        </w:rPr>
         <w:br/>
         <w:t xml:space="preserve">    await signal("M")</w:t>
       </w:r>
@@ -345,7 +284,7 @@
         <w:rPr>
           <w:b/>
         </w:rPr>
-        <w:t xml:space="preserve">Say  </w:t>
+        <w:t xml:space="preserve">Say </w:t>
       </w:r>
       <w:r>
         <w:t>“Reflection tells us how much light comes back from the surface. We will measure our materials and choose a dividing number.”</w:t>
@@ -356,7 +295,7 @@
         <w:rPr>
           <w:b/>
         </w:rPr>
-        <w:t xml:space="preserve">Point  </w:t>
+        <w:t xml:space="preserve">Point </w:t>
       </w:r>
       <w:r>
         <w:t>The slide shows reading &lt; threshold. The comparison is strict: a reading exactly equal to the threshold does not count as dark. The scale is 0–100, not millimeters.</w:t>
@@ -367,18 +306,7 @@
         <w:rPr>
           <w:b/>
         </w:rPr>
-        <w:t xml:space="preserve">Connect to the file  </w:t>
-      </w:r>
-      <w:r>
-        <w:t>The recipe sets threshold and calls seek_marker(threshold). The helper checks before each short movement, and once after the last allowed movement. It returns marker or limit; read that result. Twenty-four 30-wheel-degree steps is the maximum.</w:t>
-      </w:r>
-    </w:p>
-    <w:p>
-      <w:r>
-        <w:rPr>
-          <w:b/>
-        </w:rPr>
-        <w:t xml:space="preserve">Keep the claim accurate  </w:t>
+        <w:t xml:space="preserve">Keep the claim accurate </w:t>
       </w:r>
       <w:r>
         <w:t>This program detects a stop strip; it does not steer along a line. The marker must be wide enough to be sampled between movements. Keep the limit and use a clear runout. The helper accepts thresholds 1–99.</w:t>
@@ -389,10 +317,10 @@
         <w:rPr>
           <w:b/>
         </w:rPr>
-        <w:t xml:space="preserve">Ask  </w:t>
+        <w:t xml:space="preserve">Ask </w:t>
       </w:r>
       <w:r>
-        <w:t>“Point to the value, repeated action, or decision that controls today’s behavior. What would you expect after changing it?” Accept a plain-language explanation; do not require formal Python vocabulary.</w:t>
+        <w:t>If dark reads 12 and light reads 76, is 44 a useful threshold? What happens if the threshold is below both readings?</w:t>
       </w:r>
     </w:p>
     <w:p>
@@ -400,10 +328,10 @@
         <w:rPr>
           <w:b/>
         </w:rPr>
-        <w:t xml:space="preserve">Transition  </w:t>
+        <w:t xml:space="preserve">Expected reasoning </w:t>
       </w:r>
       <w:r>
-        <w:t>“Before we touch the robot, predict the next result.”</w:t>
+        <w:t>44 lies between 12 and 76. A threshold below both readings never recognizes either as dark. For 20 and 70, 45 is a reasonable starting threshold, then test it.</w:t>
       </w:r>
     </w:p>
     <w:p>
@@ -416,7 +344,7 @@
         <w:pStyle w:val="Heading1"/>
       </w:pPr>
       <w:r>
-        <w:t>Slide 4 A prediction before the run</w:t>
+        <w:t>Slide 4 Our robot and build jobs</w:t>
       </w:r>
     </w:p>
     <w:p>
@@ -424,10 +352,10 @@
         <w:rPr>
           <w:b/>
         </w:rPr>
-        <w:t xml:space="preserve">Timing  </w:t>
+        <w:t xml:space="preserve">Timing </w:t>
       </w:r>
       <w:r>
-        <w:t>12–15 minutes   Predict before running</w:t>
+        <w:t>14–38 then retests minutes</w:t>
       </w:r>
     </w:p>
     <w:p>
@@ -435,10 +363,10 @@
         <w:rPr>
           <w:b/>
         </w:rPr>
-        <w:t xml:space="preserve">Ask  </w:t>
+        <w:t xml:space="preserve">Station map </w:t>
       </w:r>
       <w:r>
-        <w:t>If dark reads 12 and light reads 76, is 44 a useful threshold? What happens if the threshold is below both readings?</w:t>
+        <w:t>14–26: T1/T3 use robots and T2/T4 build. 26–38: teams switch stations. 38–44: T1/T3 retest while the other teams finish builds. 44–50: T2/T4 retest. Rotate roles at 18, 22, 30, 34, 40, 42, 46 and 48 minutes. Each team has 18 robot minutes, giving each child about six minutes as driver plus handling, observing and building. Transitions occur within these blocks.</w:t>
       </w:r>
     </w:p>
     <w:p>
@@ -446,10 +374,10 @@
         <w:rPr>
           <w:b/>
         </w:rPr>
-        <w:t xml:space="preserve">Do  </w:t>
+        <w:t xml:space="preserve">Jobs </w:t>
       </w:r>
       <w:r>
-        <w:t>Give ten seconds of individual thinking. Each partner explains for twenty seconds. Ask pairs to mark a prediction on the worksheet before seeing a run. Invite two contrasting answers and ask what test could distinguish them.</w:t>
+        <w:t>At the robot, the driver edits and starts after “clear.” The navigator reads the step, predicts, positions the stopped robot and payload, fits an approved attachment and checks the lane. The observer watches, measures and records one number, tick or phrase. Rotate all three jobs every four minutes in the first turn and every two minutes in the retest. At the build table, rotate builder, designer/parts manager and tester/reporter on the same timer. Everyone contributes hands-on work.</w:t>
       </w:r>
     </w:p>
     <w:p>
@@ -457,10 +385,10 @@
         <w:rPr>
           <w:b/>
         </w:rPr>
-        <w:t xml:space="preserve">Expected reasoning  </w:t>
+        <w:t xml:space="preserve">Robot steps </w:t>
       </w:r>
       <w:r>
-        <w:t>44 lies between 12 and 76. A threshold below both readings never recognizes either as dark. For 20 and 70, 45 is a reasonable starting threshold, then test it.</w:t>
+        <w:t>1. Read the stationary sensor over the light surface and dark marker. Record each twice. Choose a value between the two clusters of readings. 2. Enter that value as threshold. Place the sensor behind the marker at the marked start. Run the bounded marker routine, which checks before each short movement. 3. Observe whether the robot stops with its sensor above the tape. Record the stop reason: marker or limit. Keep a clear runout beyond the strip. 4. Swap roles and repeat from the same start. If it misses, check sensor height, threshold, tape width, and start distance in that order. Change one thing. 5. Use the final turn to test the revised setting and explain how a measured threshold differs from a guessed number.</w:t>
       </w:r>
     </w:p>
     <w:p>
@@ -468,10 +396,10 @@
         <w:rPr>
           <w:b/>
         </w:rPr>
-        <w:t xml:space="preserve">Check the boundary  </w:t>
+        <w:t xml:space="preserve">Build </w:t>
       </w:r>
       <w:r>
-        <w:t>With threshold 44, 12 is dark and 76 is light. Exactly 44 is not below 44. A number below both readings misses the dark strip; a number above both makes even the light surface count as dark.</w:t>
+        <w:t>A road with a delivery marker. Build a flat road section with one clear dark stopping band and a small delivery platform beside it. Join flat tiles without raised edges in the wheel path. Add one wide dark band across the sensor path and a delivery platform off the lane. Slide the footprint template through the route and remove catches or loose tape. Test: Flat route, one visible marker and clear wheel/sensor paths. Mentor verifies the marker is wide enough for the tested movement step.</w:t>
       </w:r>
     </w:p>
     <w:p>
@@ -479,10 +407,10 @@
         <w:rPr>
           <w:b/>
         </w:rPr>
-        <w:t xml:space="preserve">Make the next step concrete  </w:t>
+        <w:t xml:space="preserve">Connection to robot </w:t>
       </w:r>
       <w:r>
-        <w:t>Each pair names one change and one observation to record. Check both students can explain the plan. Mentors keep a known-good project separate from pair copies.</w:t>
+        <w:t>Robot teams measure the actual bright/dark readings. Use those measurements to choose the threshold; a colored decoration is not automatically a reliable marker.</w:t>
       </w:r>
     </w:p>
     <w:p>
@@ -490,10 +418,10 @@
         <w:rPr>
           <w:b/>
         </w:rPr>
-        <w:t xml:space="preserve">Transition  </w:t>
+        <w:t xml:space="preserve">Coaching </w:t>
       </w:r>
       <w:r>
-        <w:t>“Now test your prediction. When the timer calls switch, trade operating roles.”</w:t>
+        <w:t>Ask for an observation before suggesting a change. Help with one connection or edit, then return control. Typing can be assisted; the child still chooses, predicts and starts the run.</w:t>
       </w:r>
     </w:p>
     <w:p>
@@ -506,7 +434,7 @@
         <w:pStyle w:val="Heading1"/>
       </w:pPr>
       <w:r>
-        <w:t>Slide 5 Your work with a partner</w:t>
+        <w:t>Slide 5 Evidence from our test</w:t>
       </w:r>
     </w:p>
     <w:p>
@@ -514,10 +442,10 @@
         <w:rPr>
           <w:b/>
         </w:rPr>
-        <w:t xml:space="preserve">Timing  </w:t>
+        <w:t xml:space="preserve">Timing </w:t>
       </w:r>
       <w:r>
-        <w:t>15–39 minutes   Two twelve-minute rotations</w:t>
+        <w:t>38–50 minutes in two six-minute retests.</w:t>
       </w:r>
     </w:p>
     <w:p>
@@ -525,10 +453,10 @@
         <w:rPr>
           <w:b/>
         </w:rPr>
-        <w:t xml:space="preserve">Rotation map  </w:t>
+        <w:t xml:space="preserve">Evidence </w:t>
       </w:r>
       <w:r>
-        <w:t>15–27: pairs 1 and 3 use Kits A and B; pairs 2 and 4 work away from the robots. 27–39: switch stations. Switch driver/navigator at minutes 21 and 33. Warn pairs one minute before station changes. With two laptops, leave one at each kit; with four, only the active pair connects to the shared hub.</w:t>
+        <w:t>At the robot: each child makes a prediction and takes a driver turn. Keep one number, tick or short phrase per trial. At the build table: show the model and its hand-test result. Two bright readings, two dark readings, chosen threshold, and two run outcomes. Individual exit: explain a threshold for dark 20 and bright 70.</w:t>
       </w:r>
     </w:p>
     <w:p>
@@ -536,10 +464,10 @@
         <w:rPr>
           <w:b/>
         </w:rPr>
-        <w:t xml:space="preserve">Activity 1  </w:t>
+        <w:t xml:space="preserve">Ask </w:t>
       </w:r>
       <w:r>
-        <w:t>Read the stationary sensor over the light surface and dark marker. Record each twice. Choose a value between the two clusters of readings.</w:t>
+        <w:t>What changed? What stayed the same? What did the real run show? Record a tick, short phrase or number at the robot. The build table tests the model by hand rather than repeating a worksheet.</w:t>
       </w:r>
     </w:p>
     <w:p>
@@ -547,10 +475,10 @@
         <w:rPr>
           <w:b/>
         </w:rPr>
-        <w:t xml:space="preserve">Activity 2  </w:t>
+        <w:t xml:space="preserve">Troubleshooting </w:t>
       </w:r>
       <w:r>
-        <w:t>Enter that value as threshold. Place the sensor behind the marker at the marked start. Run the bounded marker routine, which checks before each short movement.</w:t>
+        <w:t>Always stops: sensor starts on dark tape or threshold is too high. Never stops: tape lacks contrast, sensor is too high, threshold is too low, or 24 steps cannot reach the marker. Check a stationary reading first.</w:t>
       </w:r>
     </w:p>
     <w:p>
@@ -558,51 +486,7 @@
         <w:rPr>
           <w:b/>
         </w:rPr>
-        <w:t xml:space="preserve">Activity 3  </w:t>
-      </w:r>
-      <w:r>
-        <w:t>Observe whether the robot stops with its sensor above the tape. Record the stop reason: marker or limit. Keep a clear runout beyond the strip.</w:t>
-      </w:r>
-    </w:p>
-    <w:p>
-      <w:r>
-        <w:rPr>
-          <w:b/>
-        </w:rPr>
-        <w:t xml:space="preserve">Activity 4  </w:t>
-      </w:r>
-      <w:r>
-        <w:t>Swap roles and repeat from the same start. If it misses, check sensor height, threshold, tape width, and start distance in that order. Change one thing.</w:t>
-      </w:r>
-    </w:p>
-    <w:p>
-      <w:r>
-        <w:rPr>
-          <w:b/>
-        </w:rPr>
-        <w:t xml:space="preserve">Away from the robot  </w:t>
-      </w:r>
-      <w:r>
-        <w:t>Sort sample reflection values by a proposed threshold. Calculate or estimate the midpoint of bright and dark readings. Draw the position of the sensor when the robot should stop.</w:t>
-      </w:r>
-    </w:p>
-    <w:p>
-      <w:r>
-        <w:rPr>
-          <w:b/>
-        </w:rPr>
-        <w:t xml:space="preserve">Mentor prompts  </w:t>
-      </w:r>
-      <w:r>
-        <w:t>“What is your prediction? Which one thing changed? What did you observe? What would you check next?” Let students answer before touching their code or build. Make sure both have an operating decision and an explanation.</w:t>
-      </w:r>
-    </w:p>
-    <w:p>
-      <w:r>
-        <w:rPr>
-          <w:b/>
-        </w:rPr>
-        <w:t xml:space="preserve">Support  </w:t>
+        <w:t xml:space="preserve">Support </w:t>
       </w:r>
       <w:r>
         <w:t>Use a number line and ask students to choose any value clearly between dark and bright. Mentor pre-mounts the bracket and helps type the condition.</w:t>
@@ -613,10 +497,21 @@
         <w:rPr>
           <w:b/>
         </w:rPr>
-        <w:t xml:space="preserve">At minute 39  </w:t>
+        <w:t xml:space="preserve">Extension </w:t>
       </w:r>
       <w:r>
-        <w:t>Stop both robots and move to the evidence slide. Preserve a simple successful observation if time is short; the remaining ten minutes provide a final test for each pair.</w:t>
+        <w:t>Compare results with the room lights or surface changed. Recalibrate and explain why the old threshold may fail. An advanced student can count steps without removing the 24-step limit.</w:t>
+      </w:r>
+    </w:p>
+    <w:p>
+      <w:r>
+        <w:rPr>
+          <w:b/>
+        </w:rPr>
+        <w:t xml:space="preserve">If needed </w:t>
+      </w:r>
+      <w:r>
+        <w:t>Use reflected light intensity on D. Set found false. Repeat 24 times: if not found, check reading; if below threshold, set found true; else move a small increment. End with a marker or limit signal. Use the same measured threshold if the block reports the same 0–100 scale.</w:t>
       </w:r>
     </w:p>
     <w:p>
@@ -629,7 +524,7 @@
         <w:pStyle w:val="Heading1"/>
       </w:pPr>
       <w:r>
-        <w:t>Slide 6 Evidence from our test</w:t>
+        <w:t>Slide 6 What we learned and noticed</w:t>
       </w:r>
     </w:p>
     <w:p>
@@ -637,10 +532,10 @@
         <w:rPr>
           <w:b/>
         </w:rPr>
-        <w:t xml:space="preserve">Timing  </w:t>
+        <w:t xml:space="preserve">Timing </w:t>
       </w:r>
       <w:r>
-        <w:t>39–49 minutes   Evidence and short retests</w:t>
+        <w:t>50–54 minutes for reflection; 54–60 for saving, packing and pickup.</w:t>
       </w:r>
     </w:p>
     <w:p>
@@ -648,10 +543,10 @@
         <w:rPr>
           <w:b/>
         </w:rPr>
-        <w:t xml:space="preserve">Rotation map  </w:t>
+        <w:t xml:space="preserve">Ask each child </w:t>
       </w:r>
       <w:r>
-        <w:t>39–44: pairs 1 and 3 retest; pairs 2 and 4 prepare their explanation. 44–49: reverse. Switch operating roles near 41:30 and 46:30. Each pair gets five robot minutes, including its reset.</w:t>
+        <w:t>What did you learn about detecting a marker? What did you observe on light and dark surfaces? What would you change in the road or next test?</w:t>
       </w:r>
     </w:p>
     <w:p>
@@ -659,10 +554,10 @@
         <w:rPr>
           <w:b/>
         </w:rPr>
-        <w:t xml:space="preserve">Do  </w:t>
+        <w:t xml:space="preserve">Facilitate </w:t>
       </w:r>
       <w:r>
-        <w:t>Use the final turn to test the revised setting and explain how a measured threshold differs from a guessed number.</w:t>
+        <w:t>Run two pod conversations in parallel. Give each of the six children about 20–30 seconds for one chosen prompt. Invite a concrete observation from the robot or build. Accept pointing, a demonstration or a short sentence.</w:t>
       </w:r>
     </w:p>
     <w:p>
@@ -670,10 +565,10 @@
         <w:rPr>
           <w:b/>
         </w:rPr>
-        <w:t xml:space="preserve">Say  </w:t>
+        <w:t xml:space="preserve">Listen for </w:t>
       </w:r>
       <w:r>
-        <w:t>“Before running, tell your partner what you changed and what you predict. After running, write what actually happened. A result is useful even when it disagrees with your prediction.”</w:t>
+        <w:t>44 lies between 12 and 76. A threshold below both readings never recognizes either as dark. For 20 and 70, 45 is a reasonable starting threshold, then test it.</w:t>
       </w:r>
     </w:p>
     <w:p>
@@ -681,10 +576,10 @@
         <w:rPr>
           <w:b/>
         </w:rPr>
-        <w:t xml:space="preserve">Evidence to keep  </w:t>
+        <w:t xml:space="preserve">Close </w:t>
       </w:r>
       <w:r>
-        <w:t>Two bright readings, two dark readings, chosen threshold, and two run outcomes. Individual exit: explain a threshold for dark 20 and bright 70.</w:t>
+        <w:t>Save T1–T4 projects, stop and park both robots, remove only approved temporary attachments, store four labeled builds and count parts. Follow YMCA pickup procedures.</w:t>
       </w:r>
     </w:p>
     <w:p>
@@ -692,176 +587,54 @@
         <w:rPr>
           <w:b/>
         </w:rPr>
-        <w:t xml:space="preserve">Model an explanation  </w:t>
+        <w:t xml:space="preserve">Optional connection </w:t>
       </w:r>
       <w:r>
-        <w:t>“Dark gave __ and __; bright gave __ and __. We selected __ between those readings. The program reported __.” A limit outcome needs investigation; it is not a detected marker.</w:t>
-      </w:r>
-    </w:p>
-    <w:p>
-      <w:r>
-        <w:rPr>
-          <w:b/>
-        </w:rPr>
-        <w:t xml:space="preserve">Troubleshooting  </w:t>
-      </w:r>
-      <w:r>
-        <w:t>Always stops: sensor starts on dark tape or threshold is too high. Never stops: tape lacks contrast, sensor is too high, threshold is too low, or 24 steps cannot reach the marker. Check a stationary reading first.</w:t>
-      </w:r>
-    </w:p>
-    <w:p>
-      <w:r>
-        <w:rPr>
-          <w:b/>
-        </w:rPr>
-        <w:t xml:space="preserve">If the core task is complete  </w:t>
-      </w:r>
-      <w:r>
-        <w:t>Compare results with the room lights or surface changed. Recalibrate and explain why the old threshold may fail. An advanced student can count steps without removing the 24-step limit. Only begin an extension if both students have already explained the core idea and time remains.</w:t>
-      </w:r>
-    </w:p>
-    <w:p>
-      <w:r>
-        <w:rPr>
-          <w:b/>
-        </w:rPr>
-        <w:t xml:space="preserve">Prepared fallback  </w:t>
-      </w:r>
-      <w:r>
-        <w:t>Use reflected light intensity on D. Set found false. Repeat 24 times: if not found, check reading; if below threshold, set found true; else move a small increment. End with a marker or limit signal. Use the same measured threshold if the block reports the same 0–100 scale. Use this only if mentors rehearsed it before class; do not introduce an unfamiliar language during a five-minute retest.</w:t>
-      </w:r>
-    </w:p>
-    <w:p>
-      <w:r>
-        <w:rPr>
-          <w:b/>
-        </w:rPr>
-        <w:t xml:space="preserve">Transition  </w:t>
-      </w:r>
-      <w:r>
-        <w:t>“Stop the robots at minute 49. Each person will now explain one idea and one observation.”</w:t>
-      </w:r>
-    </w:p>
-    <w:p>
-      <w:r>
-        <w:br w:type="page"/>
-      </w:r>
-    </w:p>
-    <w:p>
-      <w:pPr>
-        <w:pStyle w:val="Heading1"/>
-      </w:pPr>
-      <w:r>
-        <w:t>Slide 7 What you can explain now</w:t>
-      </w:r>
-    </w:p>
-    <w:p>
-      <w:r>
-        <w:rPr>
-          <w:b/>
-        </w:rPr>
-        <w:t xml:space="preserve">Timing  </w:t>
-      </w:r>
-      <w:r>
-        <w:t>49–60 minutes   Individual explanation and cleanup</w:t>
-      </w:r>
-    </w:p>
-    <w:p>
-      <w:r>
-        <w:rPr>
-          <w:b/>
-        </w:rPr>
-        <w:t xml:space="preserve">Ask during minutes 49–54  </w:t>
-      </w:r>
-      <w:r>
-        <w:t>Why might another room need a different threshold?</w:t>
-      </w:r>
-    </w:p>
-    <w:p>
-      <w:r>
-        <w:rPr>
-          <w:b/>
-        </w:rPr>
-        <w:t xml:space="preserve">Listen for  </w:t>
-      </w:r>
-      <w:r>
-        <w:t>Different lighting, surfaces or sensor height can change reflected-light readings. Measure dark and bright again in the new setup, choose a value between them, and test. For dark 20 and bright 70, 45 is a reasonable starting point, not a guaranteed result.</w:t>
-      </w:r>
-    </w:p>
-    <w:p>
-      <w:r>
-        <w:rPr>
-          <w:b/>
-        </w:rPr>
-        <w:t xml:space="preserve">Make participation individual  </w:t>
-      </w:r>
-      <w:r>
-        <w:t>Each pod mentor listens to its four students. Ask one partner to explain the code or design choice and the other to explain the evidence, then give each a short follow-up. Use spoken, written, or pointing responses as appropriate. Do not let the most confident partner answer for both.</w:t>
-      </w:r>
-    </w:p>
-    <w:p>
-      <w:r>
-        <w:rPr>
-          <w:b/>
-        </w:rPr>
-        <w:t xml:space="preserve">Connect to the team  </w:t>
-      </w:r>
-      <w:r>
-        <w:t>Sensor calibration helps a program work on a real playing field. Give one brief example from today’s activity. Interest in joining a robotics team is optional and is not a learning score.</w:t>
-      </w:r>
-    </w:p>
-    <w:p>
-      <w:r>
-        <w:rPr>
-          <w:b/>
-        </w:rPr>
-        <w:t xml:space="preserve">54–56 save  </w:t>
-      </w:r>
-      <w:r>
-        <w:t>Help pairs save using week and pair IDs, preserving their settings and evidence. Keep the known-good starter separately. Confirm each file can be found again.</w:t>
-      </w:r>
-    </w:p>
-    <w:p>
-      <w:r>
-        <w:rPr>
-          <w:b/>
-        </w:rPr>
-        <w:t xml:space="preserve">56–58 reset  </w:t>
-      </w:r>
-      <w:r>
-        <w:t>Stop both robots. Remove and label temporary pair attachments as needed, count loose parts, and leave teaching bases assembled. Preserve useful sensor mounts and document any changes. Reconcile borrowed parts with the loan log.</w:t>
-      </w:r>
-    </w:p>
-    <w:p>
-      <w:r>
-        <w:rPr>
-          <w:b/>
-        </w:rPr>
-        <w:t xml:space="preserve">58–60 dismiss  </w:t>
-      </w:r>
-      <w:r>
-        <w:t>Collect evidence sheets, put equipment in its assigned storage/charging locations, and follow YMCA pickup procedures. Mentors confirm no program remains running.</w:t>
-      </w:r>
-    </w:p>
-    <w:p>
-      <w:r>
-        <w:rPr>
-          <w:b/>
-        </w:rPr>
-        <w:t xml:space="preserve">After class  </w:t>
-      </w:r>
-      <w:r>
-        <w:t>Record actual kit problems and learning observations in the agreed records. Update SESSION_PREP.md with dated operational results, and use them to choose the next session’s starting point. Do not claim unobserved successes.</w:t>
+        <w:t>Sensor calibration helps a program work on a real playing field.</w:t>
       </w:r>
     </w:p>
     <w:sectPr>
+      <w:headerReference w:type="default" r:id="rId9"/>
+      <w:footerReference w:type="default" r:id="rId10"/>
       <w:pgSz w:w="12240" w:h="15840"/>
-      <w:pgMar w:top="936" w:right="1037" w:bottom="936" w:left="1037" w:header="720" w:footer="720" w:gutter="0"/>
+      <w:pgMar w:top="893" w:right="1008" w:bottom="893" w:left="1008" w:header="360" w:footer="360" w:gutter="0"/>
       <w:cols w:space="720"/>
       <w:docGrid w:linePitch="360"/>
     </w:sectPr>
   </w:body>
 </w:document>
+</file>
+
+<file path=word/footer1.xml><?xml version="1.0" encoding="utf-8"?>
+<w:ftr xmlns:m="http://schemas.openxmlformats.org/officeDocument/2006/math" xmlns:mc="http://schemas.openxmlformats.org/markup-compatibility/2006" xmlns:mo="http://schemas.microsoft.com/office/mac/office/2008/main" xmlns:mv="urn:schemas-microsoft-com:mac:vml" xmlns:o="urn:schemas-microsoft-com:office:office" xmlns:r="http://schemas.openxmlformats.org/officeDocument/2006/relationships" xmlns:v="urn:schemas-microsoft-com:vml" xmlns:w10="urn:schemas-microsoft-com:office:word" xmlns:w14="http://schemas.microsoft.com/office/word/2010/wordml" xmlns:w="http://schemas.openxmlformats.org/wordprocessingml/2006/main" xmlns:wne="http://schemas.microsoft.com/office/word/2006/wordml" xmlns:wp14="http://schemas.microsoft.com/office/word/2010/wordprocessingDrawing" xmlns:wp="http://schemas.openxmlformats.org/drawingml/2006/wordprocessingDrawing" xmlns:wpc="http://schemas.microsoft.com/office/word/2010/wordprocessingCanvas" xmlns:wpg="http://schemas.microsoft.com/office/word/2010/wordprocessingGroup" xmlns:wpi="http://schemas.microsoft.com/office/word/2010/wordprocessingInk" xmlns:wps="http://schemas.microsoft.com/office/word/2010/wordprocessingShape" mc:Ignorable="w14 wp14">
+  <w:p>
+    <w:pPr>
+      <w:pStyle w:val="Footer"/>
+      <w:jc w:val="right"/>
+    </w:pPr>
+    <w:r>
+      <w:rPr>
+        <w:sz w:val="16"/>
+      </w:rPr>
+      <w:t xml:space="preserve">Week 5 speaker notes   •   </w:t>
+    </w:r>
+    <w:fldSimple w:instr="PAGE"/>
+  </w:p>
+</w:ftr>
+</file>
+
+<file path=word/header1.xml><?xml version="1.0" encoding="utf-8"?>
+<w:hdr xmlns:m="http://schemas.openxmlformats.org/officeDocument/2006/math" xmlns:mc="http://schemas.openxmlformats.org/markup-compatibility/2006" xmlns:mo="http://schemas.microsoft.com/office/mac/office/2008/main" xmlns:mv="urn:schemas-microsoft-com:mac:vml" xmlns:o="urn:schemas-microsoft-com:office:office" xmlns:r="http://schemas.openxmlformats.org/officeDocument/2006/relationships" xmlns:v="urn:schemas-microsoft-com:vml" xmlns:w10="urn:schemas-microsoft-com:office:word" xmlns:w14="http://schemas.microsoft.com/office/word/2010/wordml" xmlns:w="http://schemas.openxmlformats.org/wordprocessingml/2006/main" xmlns:wne="http://schemas.microsoft.com/office/word/2006/wordml" xmlns:wp14="http://schemas.microsoft.com/office/word/2010/wordprocessingDrawing" xmlns:wp="http://schemas.openxmlformats.org/drawingml/2006/wordprocessingDrawing" xmlns:wpc="http://schemas.microsoft.com/office/word/2010/wordprocessingCanvas" xmlns:wpg="http://schemas.microsoft.com/office/word/2010/wordprocessingGroup" xmlns:wpi="http://schemas.microsoft.com/office/word/2010/wordprocessingInk" xmlns:wps="http://schemas.microsoft.com/office/word/2010/wordprocessingShape" mc:Ignorable="w14 wp14">
+  <w:p>
+    <w:pPr/>
+    <w:r>
+      <w:rPr>
+        <w:sz w:val="16"/>
+      </w:rPr>
+      <w:t>MechaRAMS   /   Cheshire YMCA robotics pilot   /   Fall 2026</w:t>
+    </w:r>
+  </w:p>
+</w:hdr>
 </file>
 
 <file path=word/numbering.xml><?xml version="1.0" encoding="utf-8"?>
@@ -1228,7 +1001,7 @@
     <w:qFormat/>
     <w:rsid w:val="00FC693F"/>
     <w:pPr>
-      <w:spacing w:after="140" w:line="252" w:lineRule="auto"/>
+      <w:spacing w:after="100" w:line="252" w:lineRule="auto"/>
     </w:pPr>
     <w:rPr>
       <w:rFonts w:ascii="Arial" w:hAnsi="Arial"/>
@@ -1291,7 +1064,7 @@
     <w:pPr>
       <w:keepNext/>
       <w:keepLines/>
-      <w:spacing w:before="480" w:after="180"/>
+      <w:spacing w:before="480" w:after="100"/>
       <w:outlineLvl w:val="0"/>
     </w:pPr>
     <w:rPr>
@@ -1299,7 +1072,7 @@
       <w:b/>
       <w:bCs/>
       <w:color w:val="000000"/>
-      <w:sz w:val="36"/>
+      <w:sz w:val="38"/>
       <w:szCs w:val="28"/>
     </w:rPr>
   </w:style>
@@ -1315,7 +1088,7 @@
     <w:pPr>
       <w:keepNext/>
       <w:keepLines/>
-      <w:spacing w:before="200" w:after="0"/>
+      <w:spacing w:before="200" w:after="100"/>
       <w:outlineLvl w:val="1"/>
     </w:pPr>
     <w:rPr>
@@ -1339,7 +1112,7 @@
     <w:pPr>
       <w:keepNext/>
       <w:keepLines/>
-      <w:spacing w:before="200" w:after="0"/>
+      <w:spacing w:before="200" w:after="100"/>
       <w:outlineLvl w:val="2"/>
     </w:pPr>
     <w:rPr>
@@ -1347,6 +1120,7 @@
       <w:b/>
       <w:bCs/>
       <w:color w:val="000000"/>
+      <w:sz w:val="21"/>
     </w:rPr>
   </w:style>
   <w:style w:type="paragraph" w:styleId="Heading4">
@@ -1577,7 +1351,7 @@
     <w:qFormat/>
     <w:rsid w:val="00FC693F"/>
     <w:pPr>
-      <w:spacing w:after="300" w:line="240" w:lineRule="auto"/>
+      <w:spacing w:after="100" w:line="240" w:lineRule="auto"/>
       <w:contextualSpacing/>
     </w:pPr>
     <w:rPr>
@@ -1585,7 +1359,7 @@
       <w:color w:val="000000"/>
       <w:spacing w:val="5"/>
       <w:kern w:val="28"/>
-      <w:sz w:val="48"/>
+      <w:sz w:val="50"/>
       <w:szCs w:val="52"/>
     </w:rPr>
   </w:style>
@@ -1616,6 +1390,7 @@
       <w:numPr>
         <w:ilvl w:val="1"/>
       </w:numPr>
+      <w:spacing w:after="100"/>
     </w:pPr>
     <w:rPr>
       <w:rFonts w:asciiTheme="majorHAnsi" w:eastAsiaTheme="majorEastAsia" w:hAnsiTheme="majorHAnsi" w:cstheme="majorBidi" w:ascii="Arial" w:hAnsi="Arial"/>
@@ -12911,16 +12686,6 @@
         <w:shd w:val="clear" w:color="auto" w:fill="FBCAA2" w:themeFill="accent6" w:themeFillTint="7F"/>
       </w:tcPr>
     </w:tblStylePr>
-  </w:style>
-  <w:style w:type="paragraph" w:customStyle="1" w:styleId="Code">
-    <w:name w:val="Code"/>
-    <w:pPr>
-      <w:spacing w:after="160"/>
-    </w:pPr>
-    <w:rPr>
-      <w:rFonts w:ascii="Consolas" w:hAnsi="Consolas"/>
-      <w:sz w:val="20"/>
-    </w:rPr>
   </w:style>
 </w:styles>
 </file>
